--- a/Xây dựng hệ thống recommendation sử dụng machine learning.docx
+++ b/Xây dựng hệ thống recommendation sử dụng machine learning.docx
@@ -751,6 +751,53 @@
     </w:p>
     <w:p>
       <w:pPr>
+        <w:pStyle w:val="ListParagraph"/>
+        <w:numPr>
+          <w:ilvl w:val="0"/>
+          <w:numId w:val="9"/>
+        </w:numPr>
+        <w:rPr>
+          <w:rFonts w:ascii="Times New Roman" w:hAnsi="Times New Roman" w:cs="Times New Roman"/>
+          <w:b/>
+          <w:bCs/>
+          <w:sz w:val="28"/>
+          <w:szCs w:val="28"/>
+        </w:rPr>
+      </w:pPr>
+      <w:r>
+        <w:rPr>
+          <w:rFonts w:ascii="Times New Roman" w:hAnsi="Times New Roman" w:cs="Times New Roman"/>
+          <w:b/>
+          <w:bCs/>
+          <w:sz w:val="28"/>
+          <w:szCs w:val="28"/>
+        </w:rPr>
+        <w:t>Kiểm tra trạng thái kết nối với API bằng câu lệnh:</w:t>
+      </w:r>
+    </w:p>
+    <w:p>
+      <w:pPr>
+        <w:rPr>
+          <w:rFonts w:ascii="Times New Roman" w:hAnsi="Times New Roman" w:cs="Times New Roman"/>
+          <w:b/>
+          <w:bCs/>
+          <w:sz w:val="28"/>
+          <w:szCs w:val="28"/>
+        </w:rPr>
+      </w:pPr>
+      <w:r>
+        <w:rPr>
+          <w:rFonts w:ascii="Times New Roman" w:hAnsi="Times New Roman" w:cs="Times New Roman"/>
+          <w:b/>
+          <w:bCs/>
+          <w:sz w:val="28"/>
+          <w:szCs w:val="28"/>
+        </w:rPr>
+        <w:t>python -c "from dotenv import load_dotenv; import os; load_dotenv(); print(os.getenv('TMDB_API_KEY'))"</w:t>
+      </w:r>
+    </w:p>
+    <w:p>
+      <w:pPr>
         <w:rPr>
           <w:rFonts w:ascii="Times New Roman" w:hAnsi="Times New Roman" w:cs="Times New Roman"/>
           <w:b/>
@@ -820,6 +867,7 @@
       <w:r>
         <w:rPr>
           <w:rFonts w:ascii="Times New Roman" w:hAnsi="Times New Roman" w:cs="Times New Roman"/>
+          <w:noProof/>
           <w:sz w:val="28"/>
           <w:szCs w:val="28"/>
         </w:rPr>
@@ -1274,7 +1322,7 @@
         <v:path o:extrusionok="f" gradientshapeok="t" o:connecttype="rect"/>
         <o:lock v:ext="edit" aspectratio="t"/>
       </v:shapetype>
-      <v:shape id="_x0000_i1033" type="#_x0000_t75" style="width:11.4pt;height:11.4pt" o:bullet="t">
+      <v:shape id="_x0000_i1032" type="#_x0000_t75" style="width:11.4pt;height:11.4pt" o:bullet="t">
         <v:imagedata r:id="rId1" o:title="mso741F"/>
       </v:shape>
     </w:pict>
@@ -2077,6 +2125,118 @@
     </w:lvl>
   </w:abstractNum>
   <w:abstractNum w:abstractNumId="6" w15:restartNumberingAfterBreak="0">
+    <w:nsid w:val="64FD10C4"/>
+    <w:multiLevelType w:val="hybridMultilevel"/>
+    <w:tmpl w:val="6F28CC4A"/>
+    <w:lvl w:ilvl="0" w:tplc="856E7288">
+      <w:numFmt w:val="bullet"/>
+      <w:lvlText w:val="-"/>
+      <w:lvlJc w:val="left"/>
+      <w:pPr>
+        <w:ind w:left="720" w:hanging="360"/>
+      </w:pPr>
+      <w:rPr>
+        <w:rFonts w:ascii="Times New Roman" w:eastAsiaTheme="minorHAnsi" w:hAnsi="Times New Roman" w:cs="Times New Roman" w:hint="default"/>
+      </w:rPr>
+    </w:lvl>
+    <w:lvl w:ilvl="1" w:tplc="04090003" w:tentative="1">
+      <w:start w:val="1"/>
+      <w:numFmt w:val="bullet"/>
+      <w:lvlText w:val="o"/>
+      <w:lvlJc w:val="left"/>
+      <w:pPr>
+        <w:ind w:left="1440" w:hanging="360"/>
+      </w:pPr>
+      <w:rPr>
+        <w:rFonts w:ascii="Courier New" w:hAnsi="Courier New" w:cs="Courier New" w:hint="default"/>
+      </w:rPr>
+    </w:lvl>
+    <w:lvl w:ilvl="2" w:tplc="04090005" w:tentative="1">
+      <w:start w:val="1"/>
+      <w:numFmt w:val="bullet"/>
+      <w:lvlText w:val=""/>
+      <w:lvlJc w:val="left"/>
+      <w:pPr>
+        <w:ind w:left="2160" w:hanging="360"/>
+      </w:pPr>
+      <w:rPr>
+        <w:rFonts w:ascii="Wingdings" w:hAnsi="Wingdings" w:hint="default"/>
+      </w:rPr>
+    </w:lvl>
+    <w:lvl w:ilvl="3" w:tplc="04090001" w:tentative="1">
+      <w:start w:val="1"/>
+      <w:numFmt w:val="bullet"/>
+      <w:lvlText w:val=""/>
+      <w:lvlJc w:val="left"/>
+      <w:pPr>
+        <w:ind w:left="2880" w:hanging="360"/>
+      </w:pPr>
+      <w:rPr>
+        <w:rFonts w:ascii="Symbol" w:hAnsi="Symbol" w:hint="default"/>
+      </w:rPr>
+    </w:lvl>
+    <w:lvl w:ilvl="4" w:tplc="04090003" w:tentative="1">
+      <w:start w:val="1"/>
+      <w:numFmt w:val="bullet"/>
+      <w:lvlText w:val="o"/>
+      <w:lvlJc w:val="left"/>
+      <w:pPr>
+        <w:ind w:left="3600" w:hanging="360"/>
+      </w:pPr>
+      <w:rPr>
+        <w:rFonts w:ascii="Courier New" w:hAnsi="Courier New" w:cs="Courier New" w:hint="default"/>
+      </w:rPr>
+    </w:lvl>
+    <w:lvl w:ilvl="5" w:tplc="04090005" w:tentative="1">
+      <w:start w:val="1"/>
+      <w:numFmt w:val="bullet"/>
+      <w:lvlText w:val=""/>
+      <w:lvlJc w:val="left"/>
+      <w:pPr>
+        <w:ind w:left="4320" w:hanging="360"/>
+      </w:pPr>
+      <w:rPr>
+        <w:rFonts w:ascii="Wingdings" w:hAnsi="Wingdings" w:hint="default"/>
+      </w:rPr>
+    </w:lvl>
+    <w:lvl w:ilvl="6" w:tplc="04090001" w:tentative="1">
+      <w:start w:val="1"/>
+      <w:numFmt w:val="bullet"/>
+      <w:lvlText w:val=""/>
+      <w:lvlJc w:val="left"/>
+      <w:pPr>
+        <w:ind w:left="5040" w:hanging="360"/>
+      </w:pPr>
+      <w:rPr>
+        <w:rFonts w:ascii="Symbol" w:hAnsi="Symbol" w:hint="default"/>
+      </w:rPr>
+    </w:lvl>
+    <w:lvl w:ilvl="7" w:tplc="04090003" w:tentative="1">
+      <w:start w:val="1"/>
+      <w:numFmt w:val="bullet"/>
+      <w:lvlText w:val="o"/>
+      <w:lvlJc w:val="left"/>
+      <w:pPr>
+        <w:ind w:left="5760" w:hanging="360"/>
+      </w:pPr>
+      <w:rPr>
+        <w:rFonts w:ascii="Courier New" w:hAnsi="Courier New" w:cs="Courier New" w:hint="default"/>
+      </w:rPr>
+    </w:lvl>
+    <w:lvl w:ilvl="8" w:tplc="04090005" w:tentative="1">
+      <w:start w:val="1"/>
+      <w:numFmt w:val="bullet"/>
+      <w:lvlText w:val=""/>
+      <w:lvlJc w:val="left"/>
+      <w:pPr>
+        <w:ind w:left="6480" w:hanging="360"/>
+      </w:pPr>
+      <w:rPr>
+        <w:rFonts w:ascii="Wingdings" w:hAnsi="Wingdings" w:hint="default"/>
+      </w:rPr>
+    </w:lvl>
+  </w:abstractNum>
+  <w:abstractNum w:abstractNumId="7" w15:restartNumberingAfterBreak="0">
     <w:nsid w:val="65EA1D8B"/>
     <w:multiLevelType w:val="hybridMultilevel"/>
     <w:tmpl w:val="1F2C51F4"/>
@@ -2190,7 +2350,7 @@
       </w:rPr>
     </w:lvl>
   </w:abstractNum>
-  <w:abstractNum w:abstractNumId="7" w15:restartNumberingAfterBreak="0">
+  <w:abstractNum w:abstractNumId="8" w15:restartNumberingAfterBreak="0">
     <w:nsid w:val="6C4437F0"/>
     <w:multiLevelType w:val="hybridMultilevel"/>
     <w:tmpl w:val="AFF85176"/>
@@ -2286,7 +2446,7 @@
     <w:abstractNumId w:val="0"/>
   </w:num>
   <w:num w:numId="3" w16cid:durableId="1115632355">
-    <w:abstractNumId w:val="6"/>
+    <w:abstractNumId w:val="7"/>
   </w:num>
   <w:num w:numId="4" w16cid:durableId="1647736515">
     <w:abstractNumId w:val="2"/>
@@ -2298,10 +2458,13 @@
     <w:abstractNumId w:val="1"/>
   </w:num>
   <w:num w:numId="7" w16cid:durableId="455417072">
-    <w:abstractNumId w:val="7"/>
+    <w:abstractNumId w:val="8"/>
   </w:num>
   <w:num w:numId="8" w16cid:durableId="2029718162">
     <w:abstractNumId w:val="3"/>
+  </w:num>
+  <w:num w:numId="9" w16cid:durableId="578561194">
+    <w:abstractNumId w:val="6"/>
   </w:num>
 </w:numbering>
 </file>
